--- a/03_ThuVien_BieuMau_Chuan/01_Mau_PhapLy_NhiemVu_PhuongAnKS/02_Mau_PhuongAnKyThuat_KhaoSat_CauDuong.docx
+++ b/03_ThuVien_BieuMau_Chuan/01_Mau_PhapLy_NhiemVu_PhuongAnKS/02_Mau_PhuongAnKyThuat_KhaoSat_CauDuong.docx
@@ -181,7 +181,7 @@
         <w:ind w:left="425"/>
       </w:pPr>
       <w:r>
-        <w:t>- Các Quy chuẩn, Tiêu chuẩn kỹ thuật khảo sát hiện hành của Nhà nước (TCVN 9398:2012, TCVN 9401:2012, TCVN 9841:2013, TCVN 9437:2012, 22TCN 263-2000, 22TCN 260-2000).</w:t>
+        <w:t>- Các Quy chuẩn, Tiêu chuẩn kỹ thuật khảo sát hiện hành của Nhà nước và Tiêu chuẩn cơ sở (TCVN 9398:2012, TCVN 9401:2024, TCVN 9841:2013, TCVN 9437:2012, TCCS 31:2020/TCĐBVN, TCCS 41:2022/TCĐBVN).</w:t>
       </w:r>
     </w:p>
     <w:p>
